--- a/zht/docx/210.content.docx
+++ b/zht/docx/210.content.docx
@@ -149,7 +149,7 @@
         <w:rPr>
           <w:lang w:val="zh_TW" w:bidi="zh_TW"/>
         </w:rPr>
-        <w:t>zeng</w:t>
+        <w:t>yuan</w:t>
       </w:r>
       <w:r>
         <w:rPr>
@@ -212,7 +212,7 @@
         <w:rPr>
           <w:lang w:val="zh_TW" w:bidi="zh_TW"/>
         </w:rPr>
-        <w:t>憎惡</w:t>
+        <w:t>原始福音</w:t>
       </w:r>
       <w:r>
         <w:rPr>
@@ -231,7 +231,40 @@
         <w:rPr>
           <w:lang w:val="zh_TW" w:bidi="zh_TW"/>
         </w:rPr>
-        <w:t>令人反感或厭惡的行為、人物或事物。可憎的概念源於神的聖潔對祂子民的特定要求。舊約中常用於憎惡的形容詞有「可憎的（abhorrent）」、「嫌惡的（loathsome）」、「不潔淨的（unclean）」和「被棄絕的（rejected）」。</w:t>
+        <w:t>這個詞語意指「第一個福音」。它由兩個希臘詞組成：</w:t>
+      </w:r>
+      <w:r>
+        <w:rPr>
+          <w:i/>
+          <w:lang w:val="zh_TW" w:bidi="zh_TW"/>
+        </w:rPr>
+        <w:t>protos</w:t>
+      </w:r>
+      <w:r>
+        <w:rPr>
+          <w:lang w:val="zh_TW" w:bidi="zh_TW"/>
+        </w:rPr>
+        <w:t>（意為「第一」）和</w:t>
+      </w:r>
+      <w:r>
+        <w:rPr>
+          <w:i/>
+          <w:lang w:val="zh_TW" w:bidi="zh_TW"/>
+        </w:rPr>
+        <w:t xml:space="preserve">evangelion </w:t>
+      </w:r>
+      <w:r>
+        <w:rPr>
+          <w:lang w:val="zh_TW" w:bidi="zh_TW"/>
+        </w:rPr>
+        <w:t>（意為「福音」或「好消息」）</w:t>
+      </w:r>
+      <w:r>
+        <w:rPr>
+          <w:i/>
+          <w:lang w:val="zh_TW" w:bidi="zh_TW"/>
+        </w:rPr>
+        <w:t>。</w:t>
       </w:r>
     </w:p>
     <w:p>
@@ -245,7 +278,7 @@
         <w:rPr>
           <w:lang w:val="zh_TW" w:bidi="zh_TW"/>
         </w:rPr>
-        <w:t>有四個主要的希伯來文詞語被翻譯為「憎惡」。最常用的一個希伯來文詞語表示違反既定的習俗或儀式，這種違反會招致神的審判。例子包括從有瑕疵的祭物（</w:t>
+        <w:t>它指的是在人墮落（人類首次犯罪）之後，神所說出的第一個救贖信息。神對撒但（以蛇的形象出現）說：「我又要叫你和女人彼此為仇； 你的後裔和女人的後裔也彼此為仇。 女人的後裔要傷你的頭； 你要傷他的腳跟」（</w:t>
       </w:r>
       <w:hyperlink r:id="rId13">
         <w:r>
@@ -256,115 +289,7 @@
             <w:color w:val="0000EE"/>
             <w:u w:val="single"/>
           </w:rPr>
-          <w:t>申17:1</w:t>
-        </w:r>
-      </w:hyperlink>
-      <w:r>
-        <w:rPr>
-          <w:lang w:val="zh_TW" w:bidi="zh_TW"/>
-        </w:rPr>
-        <w:t>）到行法術和占卜（</w:t>
-      </w:r>
-      <w:hyperlink r:id="rId14">
-        <w:r>
-          <w:rPr>
-            <w:lang w:val="zh_TW" w:bidi="zh_TW"/>
-          </w:rPr>
-          <w:rPr>
-            <w:color w:val="0000EE"/>
-            <w:u w:val="single"/>
-          </w:rPr>
-          <w:t>申18:12</w:t>
-        </w:r>
-      </w:hyperlink>
-      <w:r>
-        <w:rPr>
-          <w:lang w:val="zh_TW" w:bidi="zh_TW"/>
-        </w:rPr>
-        <w:t>）或崇拜偶像的行為（</w:t>
-      </w:r>
-      <w:hyperlink r:id="rId15">
-        <w:r>
-          <w:rPr>
-            <w:lang w:val="zh_TW" w:bidi="zh_TW"/>
-          </w:rPr>
-          <w:rPr>
-            <w:color w:val="0000EE"/>
-            <w:u w:val="single"/>
-          </w:rPr>
-          <w:t>王下16:3</w:t>
-        </w:r>
-      </w:hyperlink>
-      <w:r>
-        <w:rPr>
-          <w:lang w:val="zh_TW" w:bidi="zh_TW"/>
-        </w:rPr>
-        <w:t>）。第二個希伯來文詞語指的是某些動物的肉，無論是觸摸還是食用，在儀式上都被認為是不潔的（</w:t>
-      </w:r>
-      <w:hyperlink r:id="rId16">
-        <w:r>
-          <w:rPr>
-            <w:lang w:val="zh_TW" w:bidi="zh_TW"/>
-          </w:rPr>
-          <w:rPr>
-            <w:color w:val="0000EE"/>
-            <w:u w:val="single"/>
-          </w:rPr>
-          <w:t>利11:10–13</w:t>
-        </w:r>
-      </w:hyperlink>
-      <w:r>
-        <w:rPr>
-          <w:lang w:val="zh_TW" w:bidi="zh_TW"/>
-        </w:rPr>
-        <w:t>）。第三個詞語指的是已放三天的祭肉（</w:t>
-      </w:r>
-      <w:hyperlink r:id="rId17">
-        <w:r>
-          <w:rPr>
-            <w:lang w:val="zh_TW" w:bidi="zh_TW"/>
-          </w:rPr>
-          <w:rPr>
-            <w:color w:val="0000EE"/>
-            <w:u w:val="single"/>
-          </w:rPr>
-          <w:t>利7:18</w:t>
-        </w:r>
-      </w:hyperlink>
-      <w:r>
-        <w:rPr>
-          <w:lang w:val="zh_TW" w:bidi="zh_TW"/>
-        </w:rPr>
-        <w:t>）。第四個詞語幾乎只是指源於異教的偶像崇拜物（</w:t>
-      </w:r>
-      <w:hyperlink r:id="rId18">
-        <w:r>
-          <w:rPr>
-            <w:lang w:val="zh_TW" w:bidi="zh_TW"/>
-          </w:rPr>
-          <w:rPr>
-            <w:color w:val="0000EE"/>
-            <w:u w:val="single"/>
-          </w:rPr>
-          <w:t>耶4:1</w:t>
-        </w:r>
-      </w:hyperlink>
-      <w:r>
-        <w:rPr>
-          <w:lang w:val="zh_TW" w:bidi="zh_TW"/>
-        </w:rPr>
-        <w:t>，</w:t>
-      </w:r>
-      <w:hyperlink r:id="rId19">
-        <w:r>
-          <w:rPr>
-            <w:lang w:val="zh_TW" w:bidi="zh_TW"/>
-          </w:rPr>
-          <w:rPr>
-            <w:color w:val="0000EE"/>
-            <w:u w:val="single"/>
-          </w:rPr>
-          <w:t>7:30</w:t>
+          <w:t>創3:15</w:t>
         </w:r>
       </w:hyperlink>
       <w:r>
@@ -385,9 +310,9 @@
         <w:rPr>
           <w:lang w:val="zh_TW" w:bidi="zh_TW"/>
         </w:rPr>
-        <w:t>除了「那行毀壞可憎的」這個專門用法之外，希臘文「憎惡」一詞在新約聖經中並不常用（</w:t>
+        <w:t>在這個原始福音（或第一個福音）中，我們首次看到那位偉大救贖主，啟示出人性（她的後裔）與神性（擊碎蛇的頭）。神應許將有一位救贖主出現，祂將毀滅撒但，但在此過程中祂也將受苦。這是指向耶穌在十字架上的死。藉著那受苦之死，耶穌敗壞了那掌死權的魔鬼（</w:t>
       </w:r>
-      <w:hyperlink r:id="rId20">
+      <w:hyperlink r:id="rId14">
         <w:r>
           <w:rPr>
             <w:lang w:val="zh_TW" w:bidi="zh_TW"/>
@@ -396,131 +321,14 @@
             <w:color w:val="0000EE"/>
             <w:u w:val="single"/>
           </w:rPr>
-          <w:t>路16:15</w:t>
+          <w:t>來2:14</w:t>
         </w:r>
       </w:hyperlink>
       <w:r>
         <w:rPr>
           <w:lang w:val="zh_TW" w:bidi="zh_TW"/>
         </w:rPr>
-        <w:t>；</w:t>
-      </w:r>
-      <w:hyperlink r:id="rId21">
-        <w:r>
-          <w:rPr>
-            <w:lang w:val="zh_TW" w:bidi="zh_TW"/>
-          </w:rPr>
-          <w:rPr>
-            <w:color w:val="0000EE"/>
-            <w:u w:val="single"/>
-          </w:rPr>
-          <w:t>羅2:22</w:t>
-        </w:r>
-      </w:hyperlink>
-      <w:r>
-        <w:rPr>
-          <w:lang w:val="zh_TW" w:bidi="zh_TW"/>
-        </w:rPr>
-        <w:t>；</w:t>
-      </w:r>
-      <w:hyperlink r:id="rId22">
-        <w:r>
-          <w:rPr>
-            <w:lang w:val="zh_TW" w:bidi="zh_TW"/>
-          </w:rPr>
-          <w:rPr>
-            <w:color w:val="0000EE"/>
-            <w:u w:val="single"/>
-          </w:rPr>
-          <w:t>多1:16</w:t>
-        </w:r>
-      </w:hyperlink>
-      <w:r>
-        <w:rPr>
-          <w:lang w:val="zh_TW" w:bidi="zh_TW"/>
-        </w:rPr>
-        <w:t>；</w:t>
-      </w:r>
-      <w:hyperlink r:id="rId23">
-        <w:r>
-          <w:rPr>
-            <w:lang w:val="zh_TW" w:bidi="zh_TW"/>
-          </w:rPr>
-          <w:rPr>
-            <w:color w:val="0000EE"/>
-            <w:u w:val="single"/>
-          </w:rPr>
-          <w:t>啟17:4–5</w:t>
-        </w:r>
-      </w:hyperlink>
-      <w:r>
-        <w:rPr>
-          <w:lang w:val="zh_TW" w:bidi="zh_TW"/>
-        </w:rPr>
-        <w:t>，</w:t>
-      </w:r>
-      <w:hyperlink r:id="rId24">
-        <w:r>
-          <w:rPr>
-            <w:lang w:val="zh_TW" w:bidi="zh_TW"/>
-          </w:rPr>
-          <w:rPr>
-            <w:color w:val="0000EE"/>
-            <w:u w:val="single"/>
-          </w:rPr>
-          <w:t>21:8、27</w:t>
-        </w:r>
-      </w:hyperlink>
-      <w:r>
-        <w:rPr>
-          <w:lang w:val="zh_TW" w:bidi="zh_TW"/>
-        </w:rPr>
-        <w:t>），並且被翻譯為許多不同的英文詞語。其主要的含義是聖潔的神所厭惡的任何事物。</w:t>
-      </w:r>
-    </w:p>
-    <w:p>
-      <w:pPr/>
-      <w:r>
-        <w:rPr>
-          <w:lang w:val="zh_TW" w:bidi="zh_TW"/>
-        </w:rPr>
-      </w:r>
-      <w:r>
-        <w:rPr>
-          <w:i/>
-          <w:lang w:val="zh_TW" w:bidi="zh_TW"/>
-        </w:rPr>
-        <w:t>另見</w:t>
-      </w:r>
-      <w:r>
-        <w:rPr>
-          <w:lang w:val="zh_TW" w:bidi="zh_TW"/>
-        </w:rPr>
-        <w:t xml:space="preserve"> </w:t>
-      </w:r>
-      <w:r>
-        <w:rPr>
-          <w:lang w:val="zh_TW" w:bidi="zh_TW"/>
-        </w:rPr>
-        <w:t>潔淨與不潔淨的規定</w:t>
-      </w:r>
-      <w:r>
-        <w:rPr>
-          <w:lang w:val="zh_TW" w:bidi="zh_TW"/>
-        </w:rPr>
-        <w:t>；</w:t>
-      </w:r>
-      <w:r>
-        <w:rPr>
-          <w:lang w:val="zh_TW" w:bidi="zh_TW"/>
-        </w:rPr>
-        <w:t>飲食的律法（摩西之後）</w:t>
-      </w:r>
-      <w:r>
-        <w:rPr>
-          <w:lang w:val="zh_TW" w:bidi="zh_TW"/>
-        </w:rPr>
-        <w:t>。</w:t>
+        <w:t>）。</w:t>
       </w:r>
       <w:r>
         <w:rPr>

--- a/zht/docx/210.content.docx
+++ b/zht/docx/210.content.docx
@@ -280,18 +280,12 @@
         </w:rPr>
         <w:t>它指的是在人墮落（人類首次犯罪）之後，神所說出的第一個救贖信息。神對撒但（以蛇的形象出現）說：「我又要叫你和女人彼此為仇； 你的後裔和女人的後裔也彼此為仇。 女人的後裔要傷你的頭； 你要傷他的腳跟」（</w:t>
       </w:r>
-      <w:hyperlink r:id="rId13">
-        <w:r>
-          <w:rPr>
-            <w:lang w:val="zh_TW" w:bidi="zh_TW"/>
-          </w:rPr>
-          <w:rPr>
-            <w:color w:val="0000EE"/>
-            <w:u w:val="single"/>
-          </w:rPr>
-          <w:t>創3:15</w:t>
-        </w:r>
-      </w:hyperlink>
+      <w:r>
+        <w:rPr>
+          <w:lang w:val="zh_TW" w:bidi="zh_TW"/>
+        </w:rPr>
+        <w:t>創3:15</w:t>
+      </w:r>
       <w:r>
         <w:rPr>
           <w:lang w:val="zh_TW" w:bidi="zh_TW"/>
@@ -312,18 +306,12 @@
         </w:rPr>
         <w:t>在這個原始福音（或第一個福音）中，我們首次看到那位偉大救贖主，啟示出人性（她的後裔）與神性（擊碎蛇的頭）。神應許將有一位救贖主出現，祂將毀滅撒但，但在此過程中祂也將受苦。這是指向耶穌在十字架上的死。藉著那受苦之死，耶穌敗壞了那掌死權的魔鬼（</w:t>
       </w:r>
-      <w:hyperlink r:id="rId14">
-        <w:r>
-          <w:rPr>
-            <w:lang w:val="zh_TW" w:bidi="zh_TW"/>
-          </w:rPr>
-          <w:rPr>
-            <w:color w:val="0000EE"/>
-            <w:u w:val="single"/>
-          </w:rPr>
-          <w:t>來2:14</w:t>
-        </w:r>
-      </w:hyperlink>
+      <w:r>
+        <w:rPr>
+          <w:lang w:val="zh_TW" w:bidi="zh_TW"/>
+        </w:rPr>
+        <w:t>來2:14</w:t>
+      </w:r>
       <w:r>
         <w:rPr>
           <w:lang w:val="zh_TW" w:bidi="zh_TW"/>
